--- a/final_report.docx
+++ b/final_report.docx
@@ -763,11 +763,16 @@
       <w:pPr>
         <w:rPr>
           <w:rFonts w:ascii="Times New Roman" w:hAnsi="Times New Roman" w:cs="Times New Roman"/>
-          <w:b/>
-          <w:bCs/>
           <w:lang w:val="en-US"/>
         </w:rPr>
       </w:pPr>
+      <w:r>
+        <w:rPr>
+          <w:rFonts w:ascii="Times New Roman" w:hAnsi="Times New Roman" w:cs="Times New Roman"/>
+          <w:lang w:val="en-US"/>
+        </w:rPr>
+        <w:t xml:space="preserve">The first data analysis that is applied to the data is </w:t>
+      </w:r>
     </w:p>
     <w:p>
       <w:pPr>
